--- a/SITP/DBMS/Notes/M11_Distributed_NoSQL_Modern.docx
+++ b/SITP/DBMS/Notes/M11_Distributed_NoSQL_Modern.docx
@@ -60,7 +60,7 @@
         </w:p>
       </w:sdtContent>
     </w:sdt>
-    <w:bookmarkStart w:id="57" w:name="Xb77ccd248e24173baba15793fe35a298246918f"/>
+    <w:bookmarkStart w:id="59" w:name="Xb77ccd248e24173baba15793fe35a298246918f"/>
     <w:p>
       <w:pPr>
         <w:pStyle w:val="Heading1"/>
@@ -1396,7 +1396,7 @@
       </w:r>
     </w:p>
     <w:bookmarkEnd w:id="16"/>
-    <w:bookmarkStart w:id="20" w:name="the-cap-theorem"/>
+    <w:bookmarkStart w:id="21" w:name="the-cap-theorem"/>
     <w:p>
       <w:pPr>
         <w:pStyle w:val="Heading2"/>
@@ -1893,6 +1893,470 @@
         <w:t xml:space="preserve">captures next.</w:t>
       </w:r>
     </w:p>
+    <w:bookmarkStart w:id="20" w:name="X38b008b1ee97a388e27da1076d2874c199c7cfd"/>
+    <w:p>
+      <w:pPr>
+        <w:pStyle w:val="Heading3"/>
+      </w:pPr>
+      <w:r>
+        <w:t xml:space="preserve">11.3A Worked CAP scenario — a partition forces the choice</w:t>
+      </w:r>
+    </w:p>
+    <w:p>
+      <w:pPr>
+        <w:pStyle w:val="FirstParagraph"/>
+      </w:pPr>
+      <w:r>
+        <w:t xml:space="preserve">Two data-centre replicas,</w:t>
+      </w:r>
+      <w:r>
+        <w:t xml:space="preserve"> </w:t>
+      </w:r>
+      <w:r>
+        <w:rPr>
+          <w:b/>
+          <w:bCs/>
+        </w:rPr>
+        <w:t xml:space="preserve">DC-East</w:t>
+      </w:r>
+      <w:r>
+        <w:t xml:space="preserve"> </w:t>
+      </w:r>
+      <w:r>
+        <w:t xml:space="preserve">and</w:t>
+      </w:r>
+      <w:r>
+        <w:t xml:space="preserve"> </w:t>
+      </w:r>
+      <w:r>
+        <w:rPr>
+          <w:b/>
+          <w:bCs/>
+        </w:rPr>
+        <w:t xml:space="preserve">DC-West</w:t>
+      </w:r>
+      <w:r>
+        <w:t xml:space="preserve">, hold a user’s account</w:t>
+      </w:r>
+      <w:r>
+        <w:t xml:space="preserve"> </w:t>
+      </w:r>
+      <w:r>
+        <w:t xml:space="preserve">balance (currently</w:t>
+      </w:r>
+      <w:r>
+        <w:t xml:space="preserve"> </w:t>
+      </w:r>
+      <w:r>
+        <w:rPr>
+          <w:b/>
+          <w:bCs/>
+        </w:rPr>
+        <w:t xml:space="preserve">₹1000</w:t>
+      </w:r>
+      <w:r>
+        <w:t xml:space="preserve">). The link between them</w:t>
+      </w:r>
+      <w:r>
+        <w:t xml:space="preserve"> </w:t>
+      </w:r>
+      <w:r>
+        <w:rPr>
+          <w:b/>
+          <w:bCs/>
+        </w:rPr>
+        <w:t xml:space="preserve">breaks</w:t>
+      </w:r>
+      <w:r>
+        <w:t xml:space="preserve"> </w:t>
+      </w:r>
+      <w:r>
+        <w:t xml:space="preserve">(a partition). A write</w:t>
+      </w:r>
+      <w:r>
+        <w:t xml:space="preserve"> </w:t>
+      </w:r>
+      <w:r>
+        <w:rPr>
+          <w:rStyle w:val="VerbatimChar"/>
+        </w:rPr>
+        <w:t xml:space="preserve">balance -= ₹800</w:t>
+      </w:r>
+      <w:r>
+        <w:t xml:space="preserve"> </w:t>
+      </w:r>
+      <w:r>
+        <w:t xml:space="preserve">lands on</w:t>
+      </w:r>
+      <w:r>
+        <w:t xml:space="preserve"> </w:t>
+      </w:r>
+      <w:r>
+        <w:rPr>
+          <w:b/>
+          <w:bCs/>
+        </w:rPr>
+        <w:t xml:space="preserve">DC-East</w:t>
+      </w:r>
+      <w:r>
+        <w:t xml:space="preserve">; a moment later a read arrives at</w:t>
+      </w:r>
+      <w:r>
+        <w:t xml:space="preserve"> </w:t>
+      </w:r>
+      <w:r>
+        <w:rPr>
+          <w:b/>
+          <w:bCs/>
+        </w:rPr>
+        <w:t xml:space="preserve">DC-West</w:t>
+      </w:r>
+      <w:r>
+        <w:t xml:space="preserve">.</w:t>
+      </w:r>
+    </w:p>
+    <w:p>
+      <w:pPr>
+        <w:pStyle w:val="SourceCode"/>
+      </w:pPr>
+      <w:r>
+        <w:rPr>
+          <w:rStyle w:val="VerbatimChar"/>
+        </w:rPr>
+        <w:t xml:space="preserve">                 [ PARTITION: East and West cannot talk ]</w:t>
+      </w:r>
+      <w:r>
+        <w:br/>
+      </w:r>
+      <w:r>
+        <w:br/>
+      </w:r>
+      <w:r>
+        <w:rPr>
+          <w:rStyle w:val="VerbatimChar"/>
+        </w:rPr>
+        <w:t xml:space="preserve">  DC-East:  balance = 1000 - 800 = 200   (write applied locally)</w:t>
+      </w:r>
+      <w:r>
+        <w:br/>
+      </w:r>
+      <w:r>
+        <w:rPr>
+          <w:rStyle w:val="VerbatimChar"/>
+        </w:rPr>
+        <w:t xml:space="preserve">  DC-West:  still has balance = 1000      (never got the update)</w:t>
+      </w:r>
+      <w:r>
+        <w:br/>
+      </w:r>
+      <w:r>
+        <w:br/>
+      </w:r>
+      <w:r>
+        <w:rPr>
+          <w:rStyle w:val="VerbatimChar"/>
+        </w:rPr>
+        <w:t xml:space="preserve">  A read now hits DC-West. What should it do?</w:t>
+      </w:r>
+    </w:p>
+    <w:p>
+      <w:pPr>
+        <w:pStyle w:val="FirstParagraph"/>
+      </w:pPr>
+      <w:r>
+        <w:t xml:space="preserve">The system</w:t>
+      </w:r>
+      <w:r>
+        <w:t xml:space="preserve"> </w:t>
+      </w:r>
+      <w:r>
+        <w:rPr>
+          <w:b/>
+          <w:bCs/>
+        </w:rPr>
+        <w:t xml:space="preserve">cannot</w:t>
+      </w:r>
+      <w:r>
+        <w:t xml:space="preserve"> </w:t>
+      </w:r>
+      <w:r>
+        <w:t xml:space="preserve">be both consistent and available here — it must pick:</w:t>
+      </w:r>
+    </w:p>
+    <w:p>
+      <w:pPr>
+        <w:pStyle w:val="SourceCode"/>
+      </w:pPr>
+      <w:r>
+        <w:rPr>
+          <w:rStyle w:val="VerbatimChar"/>
+        </w:rPr>
+        <w:t xml:space="preserve"> CHOOSE CP (consistency)          CHOOSE AP (availability)</w:t>
+      </w:r>
+      <w:r>
+        <w:br/>
+      </w:r>
+      <w:r>
+        <w:rPr>
+          <w:rStyle w:val="VerbatimChar"/>
+        </w:rPr>
+        <w:t xml:space="preserve"> ----------------------------     ----------------------------</w:t>
+      </w:r>
+      <w:r>
+        <w:br/>
+      </w:r>
+      <w:r>
+        <w:rPr>
+          <w:rStyle w:val="VerbatimChar"/>
+        </w:rPr>
+        <w:t xml:space="preserve"> DC-West REFUSES / errors the     DC-West ANSWERS with 1000</w:t>
+      </w:r>
+      <w:r>
+        <w:br/>
+      </w:r>
+      <w:r>
+        <w:rPr>
+          <w:rStyle w:val="VerbatimChar"/>
+        </w:rPr>
+        <w:t xml:space="preserve"> read (or blocks) because it      (stale) so the app stays up;</w:t>
+      </w:r>
+      <w:r>
+        <w:br/>
+      </w:r>
+      <w:r>
+        <w:rPr>
+          <w:rStyle w:val="VerbatimChar"/>
+        </w:rPr>
+        <w:t xml:space="preserve"> can't confirm the latest value.  reconcile when the link heals.</w:t>
+      </w:r>
+      <w:r>
+        <w:br/>
+      </w:r>
+      <w:r>
+        <w:rPr>
+          <w:rStyle w:val="VerbatimChar"/>
+        </w:rPr>
+        <w:t xml:space="preserve"> -&gt; correct, but UNAVAILABLE.     -&gt; available, but STALE read.</w:t>
+      </w:r>
+    </w:p>
+    <w:p>
+      <w:pPr>
+        <w:pStyle w:val="BlockText"/>
+      </w:pPr>
+      <w:r>
+        <w:rPr>
+          <w:b/>
+          <w:bCs/>
+        </w:rPr>
+        <w:t xml:space="preserve">How to pick (the exam answer):</w:t>
+      </w:r>
+      <w:r>
+        <w:t xml:space="preserve"> </w:t>
+      </w:r>
+      <w:r>
+        <w:t xml:space="preserve">decide by the</w:t>
+      </w:r>
+      <w:r>
+        <w:t xml:space="preserve"> </w:t>
+      </w:r>
+      <w:r>
+        <w:rPr>
+          <w:b/>
+          <w:bCs/>
+        </w:rPr>
+        <w:t xml:space="preserve">cost of a wrong answer</w:t>
+      </w:r>
+      <w:r>
+        <w:t xml:space="preserve">.</w:t>
+      </w:r>
+      <w:r>
+        <w:t xml:space="preserve"> </w:t>
+      </w:r>
+      <w:r>
+        <w:t xml:space="preserve">-</w:t>
+      </w:r>
+      <w:r>
+        <w:t xml:space="preserve"> </w:t>
+      </w:r>
+      <w:r>
+        <w:rPr>
+          <w:b/>
+          <w:bCs/>
+        </w:rPr>
+        <w:t xml:space="preserve">Money / inventory /</w:t>
+      </w:r>
+      <w:r>
+        <w:rPr>
+          <w:b/>
+          <w:bCs/>
+        </w:rPr>
+        <w:t xml:space="preserve"> </w:t>
+      </w:r>
+      <w:r>
+        <w:rPr>
+          <w:b/>
+          <w:bCs/>
+        </w:rPr>
+        <w:t xml:space="preserve">“no double-spend”</w:t>
+      </w:r>
+      <w:r>
+        <w:t xml:space="preserve"> </w:t>
+      </w:r>
+      <w:r>
+        <w:t xml:space="preserve">→</w:t>
+      </w:r>
+      <w:r>
+        <w:t xml:space="preserve"> </w:t>
+      </w:r>
+      <w:r>
+        <w:rPr>
+          <w:b/>
+          <w:bCs/>
+        </w:rPr>
+        <w:t xml:space="preserve">CP.</w:t>
+      </w:r>
+      <w:r>
+        <w:t xml:space="preserve"> </w:t>
+      </w:r>
+      <w:r>
+        <w:t xml:space="preserve">A stale balance could allow</w:t>
+      </w:r>
+      <w:r>
+        <w:t xml:space="preserve"> </w:t>
+      </w:r>
+      <w:r>
+        <w:t xml:space="preserve">overdraw or double-selling; better to reject the request.</w:t>
+      </w:r>
+      <w:r>
+        <w:t xml:space="preserve"> </w:t>
+      </w:r>
+      <w:r>
+        <w:rPr>
+          <w:i/>
+          <w:iCs/>
+        </w:rPr>
+        <w:t xml:space="preserve">(banking, payments —</w:t>
+      </w:r>
+      <w:r>
+        <w:rPr>
+          <w:i/>
+          <w:iCs/>
+        </w:rPr>
+        <w:t xml:space="preserve"> </w:t>
+      </w:r>
+      <w:r>
+        <w:rPr>
+          <w:i/>
+          <w:iCs/>
+        </w:rPr>
+        <w:t xml:space="preserve">e.g. an RDBMS/Spanner, HBase.)</w:t>
+      </w:r>
+      <w:r>
+        <w:t xml:space="preserve"> </w:t>
+      </w:r>
+      <w:r>
+        <w:t xml:space="preserve">-</w:t>
+      </w:r>
+      <w:r>
+        <w:t xml:space="preserve"> </w:t>
+      </w:r>
+      <w:r>
+        <w:rPr>
+          <w:b/>
+          <w:bCs/>
+        </w:rPr>
+        <w:t xml:space="preserve">Feeds / carts / likes / presence</w:t>
+      </w:r>
+      <w:r>
+        <w:t xml:space="preserve"> </w:t>
+      </w:r>
+      <w:r>
+        <w:t xml:space="preserve">→</w:t>
+      </w:r>
+      <w:r>
+        <w:t xml:space="preserve"> </w:t>
+      </w:r>
+      <w:r>
+        <w:rPr>
+          <w:b/>
+          <w:bCs/>
+        </w:rPr>
+        <w:t xml:space="preserve">AP.</w:t>
+      </w:r>
+      <w:r>
+        <w:t xml:space="preserve"> </w:t>
+      </w:r>
+      <w:r>
+        <w:t xml:space="preserve">A slightly stale like-count or</w:t>
+      </w:r>
+      <w:r>
+        <w:t xml:space="preserve"> </w:t>
+      </w:r>
+      <w:r>
+        <w:t xml:space="preserve">cart is harmless; staying available matters more.</w:t>
+      </w:r>
+      <w:r>
+        <w:t xml:space="preserve"> </w:t>
+      </w:r>
+      <w:r>
+        <w:rPr>
+          <w:i/>
+          <w:iCs/>
+        </w:rPr>
+        <w:t xml:space="preserve">(social, shopping — e.g.</w:t>
+      </w:r>
+      <w:r>
+        <w:rPr>
+          <w:i/>
+          <w:iCs/>
+        </w:rPr>
+        <w:t xml:space="preserve"> </w:t>
+      </w:r>
+      <w:r>
+        <w:rPr>
+          <w:i/>
+          <w:iCs/>
+        </w:rPr>
+        <w:t xml:space="preserve">Cassandra, DynamoDB.)</w:t>
+      </w:r>
+    </w:p>
+    <w:p>
+      <w:pPr>
+        <w:pStyle w:val="BlockText"/>
+      </w:pPr>
+      <w:r>
+        <w:t xml:space="preserve">When the link</w:t>
+      </w:r>
+      <w:r>
+        <w:t xml:space="preserve"> </w:t>
+      </w:r>
+      <w:r>
+        <w:rPr>
+          <w:b/>
+          <w:bCs/>
+        </w:rPr>
+        <w:t xml:space="preserve">heals</w:t>
+      </w:r>
+      <w:r>
+        <w:t xml:space="preserve">, an AP store must run</w:t>
+      </w:r>
+      <w:r>
+        <w:t xml:space="preserve"> </w:t>
+      </w:r>
+      <w:r>
+        <w:rPr>
+          <w:b/>
+          <w:bCs/>
+        </w:rPr>
+        <w:t xml:space="preserve">conflict resolution</w:t>
+      </w:r>
+      <w:r>
+        <w:t xml:space="preserve"> </w:t>
+      </w:r>
+      <w:r>
+        <w:t xml:space="preserve">(last-write-wins, vector clocks, or CRDTs) to converge the two versions.</w:t>
+      </w:r>
+    </w:p>
     <w:p>
       <w:r>
         <w:pict>
@@ -1901,7 +2365,8 @@
       </w:r>
     </w:p>
     <w:bookmarkEnd w:id="20"/>
-    <w:bookmarkStart w:id="24" w:name="acid-vs-base-and-pacelc"/>
+    <w:bookmarkEnd w:id="21"/>
+    <w:bookmarkStart w:id="25" w:name="acid-vs-base-and-pacelc"/>
     <w:p>
       <w:pPr>
         <w:pStyle w:val="Heading2"/>
@@ -1919,18 +2384,18 @@
           <wp:inline>
             <wp:extent cx="5334000" cy="2900643"/>
             <wp:effectExtent b="0" l="0" r="0" t="0"/>
-            <wp:docPr descr="ACID (strong consistency, correctness-first, CP-leaning) versus BASE (basically available, soft state, eventual consistency, availability-first, AP-leaning); PACELC extends CAP to the no-partition case." title="" id="22" name="Picture"/>
+            <wp:docPr descr="ACID (strong consistency, correctness-first, CP-leaning) versus BASE (basically available, soft state, eventual consistency, availability-first, AP-leaning); PACELC extends CAP to the no-partition case." title="" id="23" name="Picture"/>
             <a:graphic>
               <a:graphicData uri="http://schemas.openxmlformats.org/drawingml/2006/picture">
                 <pic:pic>
                   <pic:nvPicPr>
-                    <pic:cNvPr descr="images/117_acid_vs_base.png" id="23" name="Picture"/>
+                    <pic:cNvPr descr="images/117_acid_vs_base.png" id="24" name="Picture"/>
                     <pic:cNvPicPr>
                       <a:picLocks noChangeArrowheads="1" noChangeAspect="1"/>
                     </pic:cNvPicPr>
                   </pic:nvPicPr>
                   <pic:blipFill>
-                    <a:blip r:embed="rId21"/>
+                    <a:blip r:embed="rId22"/>
                     <a:stretch>
                       <a:fillRect/>
                     </a:stretch>
@@ -2565,8 +3030,8 @@
         </w:pict>
       </w:r>
     </w:p>
-    <w:bookmarkEnd w:id="24"/>
-    <w:bookmarkStart w:id="28" w:name="consistency-models"/>
+    <w:bookmarkEnd w:id="25"/>
+    <w:bookmarkStart w:id="29" w:name="consistency-models"/>
     <w:p>
       <w:pPr>
         <w:pStyle w:val="Heading2"/>
@@ -2584,18 +3049,18 @@
           <wp:inline>
             <wp:extent cx="5334000" cy="2699883"/>
             <wp:effectExtent b="0" l="0" r="0" t="0"/>
-            <wp:docPr descr="Consistency models from strong (linearizable — every read sees the latest write) through sequential and causal to eventual (replicas converge eventually), trading correctness for availability/latency." title="" id="26" name="Picture"/>
+            <wp:docPr descr="Consistency models from strong (linearizable — every read sees the latest write) through sequential and causal to eventual (replicas converge eventually), trading correctness for availability/latency." title="" id="27" name="Picture"/>
             <a:graphic>
               <a:graphicData uri="http://schemas.openxmlformats.org/drawingml/2006/picture">
                 <pic:pic>
                   <pic:nvPicPr>
-                    <pic:cNvPr descr="images/118_consistency_models.png" id="27" name="Picture"/>
+                    <pic:cNvPr descr="images/118_consistency_models.png" id="28" name="Picture"/>
                     <pic:cNvPicPr>
                       <a:picLocks noChangeArrowheads="1" noChangeAspect="1"/>
                     </pic:cNvPicPr>
                   </pic:nvPicPr>
                   <pic:blipFill>
-                    <a:blip r:embed="rId25"/>
+                    <a:blip r:embed="rId26"/>
                     <a:stretch>
                       <a:fillRect/>
                     </a:stretch>
@@ -3525,8 +3990,8 @@
         </w:pict>
       </w:r>
     </w:p>
-    <w:bookmarkEnd w:id="28"/>
-    <w:bookmarkStart w:id="32" w:name="the-nosql-families"/>
+    <w:bookmarkEnd w:id="29"/>
+    <w:bookmarkStart w:id="33" w:name="the-nosql-families"/>
     <w:p>
       <w:pPr>
         <w:pStyle w:val="Heading2"/>
@@ -3587,18 +4052,18 @@
           <wp:inline>
             <wp:extent cx="5334000" cy="3101404"/>
             <wp:effectExtent b="0" l="0" r="0" t="0"/>
-            <wp:docPr descr="The four NoSQL families: key-value (Redis/DynamoDB), document (MongoDB/CouchDB), column-family (Cassandra/HBase), and graph (Neo4j/Neptune), each with typical use-cases." title="" id="30" name="Picture"/>
+            <wp:docPr descr="The four NoSQL families: key-value (Redis/DynamoDB), document (MongoDB/CouchDB), column-family (Cassandra/HBase), and graph (Neo4j/Neptune), each with typical use-cases." title="" id="31" name="Picture"/>
             <a:graphic>
               <a:graphicData uri="http://schemas.openxmlformats.org/drawingml/2006/picture">
                 <pic:pic>
                   <pic:nvPicPr>
-                    <pic:cNvPr descr="images/119_nosql_families.png" id="31" name="Picture"/>
+                    <pic:cNvPr descr="images/119_nosql_families.png" id="32" name="Picture"/>
                     <pic:cNvPicPr>
                       <a:picLocks noChangeArrowheads="1" noChangeAspect="1"/>
                     </pic:cNvPicPr>
                   </pic:nvPicPr>
                   <pic:blipFill>
-                    <a:blip r:embed="rId29"/>
+                    <a:blip r:embed="rId30"/>
                     <a:stretch>
                       <a:fillRect/>
                     </a:stretch>
@@ -4010,8 +4475,8 @@
         </w:pict>
       </w:r>
     </w:p>
-    <w:bookmarkEnd w:id="32"/>
-    <w:bookmarkStart w:id="36" w:name="partitioning-sharding-strategies"/>
+    <w:bookmarkEnd w:id="33"/>
+    <w:bookmarkStart w:id="37" w:name="partitioning-sharding-strategies"/>
     <w:p>
       <w:pPr>
         <w:pStyle w:val="Heading2"/>
@@ -4029,18 +4494,18 @@
           <wp:inline>
             <wp:extent cx="5334000" cy="3101404"/>
             <wp:effectExtent b="0" l="0" r="0" t="0"/>
-            <wp:docPr descr="Sharding strategies: range partitioning (by key ranges, good for scans but risks hotspots), hash partitioning (even spread but scatters range queries and rehashes on resize), and consistent hashing (a ring that minimizes data movement when nodes change)." title="" id="34" name="Picture"/>
+            <wp:docPr descr="Sharding strategies: range partitioning (by key ranges, good for scans but risks hotspots), hash partitioning (even spread but scatters range queries and rehashes on resize), and consistent hashing (a ring that minimizes data movement when nodes change)." title="" id="35" name="Picture"/>
             <a:graphic>
               <a:graphicData uri="http://schemas.openxmlformats.org/drawingml/2006/picture">
                 <pic:pic>
                   <pic:nvPicPr>
-                    <pic:cNvPr descr="images/120_sharding.png" id="35" name="Picture"/>
+                    <pic:cNvPr descr="images/120_sharding.png" id="36" name="Picture"/>
                     <pic:cNvPicPr>
                       <a:picLocks noChangeArrowheads="1" noChangeAspect="1"/>
                     </pic:cNvPicPr>
                   </pic:nvPicPr>
                   <pic:blipFill>
-                    <a:blip r:embed="rId33"/>
+                    <a:blip r:embed="rId34"/>
                     <a:stretch>
                       <a:fillRect/>
                     </a:stretch>
@@ -4471,8 +4936,8 @@
         </w:pict>
       </w:r>
     </w:p>
-    <w:bookmarkEnd w:id="36"/>
-    <w:bookmarkStart w:id="40" w:name="Xcc8d5f0575de32be6fb09197c55ac24b79904d8"/>
+    <w:bookmarkEnd w:id="37"/>
+    <w:bookmarkStart w:id="42" w:name="Xcc8d5f0575de32be6fb09197c55ac24b79904d8"/>
     <w:p>
       <w:pPr>
         <w:pStyle w:val="Heading2"/>
@@ -4549,18 +5014,18 @@
           <wp:inline>
             <wp:extent cx="5334000" cy="3298703"/>
             <wp:effectExtent b="0" l="0" r="0" t="0"/>
-            <wp:docPr descr="Two-phase commit sequence: Phase 1 (voting) — coordinator sends PREPARE, participants reply with a vote; Phase 2 (decision) — coordinator broadcasts global commit/abort, participants acknowledge." title="" id="38" name="Picture"/>
+            <wp:docPr descr="Two-phase commit sequence: Phase 1 (voting) — coordinator sends PREPARE, participants reply with a vote; Phase 2 (decision) — coordinator broadcasts global commit/abort, participants acknowledge." title="" id="39" name="Picture"/>
             <a:graphic>
               <a:graphicData uri="http://schemas.openxmlformats.org/drawingml/2006/picture">
                 <pic:pic>
                   <pic:nvPicPr>
-                    <pic:cNvPr descr="images/121_two_phase_commit.png" id="39" name="Picture"/>
+                    <pic:cNvPr descr="images/121_two_phase_commit.png" id="40" name="Picture"/>
                     <pic:cNvPicPr>
                       <a:picLocks noChangeArrowheads="1" noChangeAspect="1"/>
                     </pic:cNvPicPr>
                   </pic:nvPicPr>
                   <pic:blipFill>
-                    <a:blip r:embed="rId37"/>
+                    <a:blip r:embed="rId38"/>
                     <a:stretch>
                       <a:fillRect/>
                     </a:stretch>
@@ -4969,6 +5434,402 @@
         <w:t xml:space="preserve">) for fault-tolerant agreement.</w:t>
       </w:r>
     </w:p>
+    <w:bookmarkStart w:id="41" w:name="a-2pc-failure-cases-who-blocks-and-why"/>
+    <w:p>
+      <w:pPr>
+        <w:pStyle w:val="Heading3"/>
+      </w:pPr>
+      <w:r>
+        <w:t xml:space="preserve">11.8A 2PC failure cases — who blocks, and why</w:t>
+      </w:r>
+    </w:p>
+    <w:p>
+      <w:pPr>
+        <w:pStyle w:val="FirstParagraph"/>
+      </w:pPr>
+      <w:r>
+        <w:t xml:space="preserve">Walk the two failure points GATE/interviews probe:</w:t>
+      </w:r>
+    </w:p>
+    <w:p>
+      <w:pPr>
+        <w:pStyle w:val="SourceCode"/>
+      </w:pPr>
+      <w:r>
+        <w:rPr>
+          <w:rStyle w:val="VerbatimChar"/>
+        </w:rPr>
+        <w:t xml:space="preserve">CASE 1 — a PARTICIPANT crashes before voting</w:t>
+      </w:r>
+      <w:r>
+        <w:br/>
+      </w:r>
+      <w:r>
+        <w:rPr>
+          <w:rStyle w:val="VerbatimChar"/>
+        </w:rPr>
+        <w:t xml:space="preserve">  Coordinator times out waiting for the vote -&gt; treats it as VOTE-ABORT</w:t>
+      </w:r>
+      <w:r>
+        <w:br/>
+      </w:r>
+      <w:r>
+        <w:rPr>
+          <w:rStyle w:val="VerbatimChar"/>
+        </w:rPr>
+        <w:t xml:space="preserve">  -&gt; GLOBAL ABORT to everyone.   SAFE (no blocking): the decision is made.</w:t>
+      </w:r>
+      <w:r>
+        <w:br/>
+      </w:r>
+      <w:r>
+        <w:br/>
+      </w:r>
+      <w:r>
+        <w:rPr>
+          <w:rStyle w:val="VerbatimChar"/>
+        </w:rPr>
+        <w:t xml:space="preserve">CASE 2 — the COORDINATOR crashes AFTER participants voted YES</w:t>
+      </w:r>
+      <w:r>
+        <w:br/>
+      </w:r>
+      <w:r>
+        <w:rPr>
+          <w:rStyle w:val="VerbatimChar"/>
+        </w:rPr>
+        <w:t xml:space="preserve">  Participants have voted commit, written a prepare record, and are now holding</w:t>
+      </w:r>
+      <w:r>
+        <w:br/>
+      </w:r>
+      <w:r>
+        <w:rPr>
+          <w:rStyle w:val="VerbatimChar"/>
+        </w:rPr>
+        <w:t xml:space="preserve">  their locks, waiting for the decision. The coordinator (who alone knows the</w:t>
+      </w:r>
+      <w:r>
+        <w:br/>
+      </w:r>
+      <w:r>
+        <w:rPr>
+          <w:rStyle w:val="VerbatimChar"/>
+        </w:rPr>
+        <w:t xml:space="preserve">  outcome) is gone.</w:t>
+      </w:r>
+      <w:r>
+        <w:br/>
+      </w:r>
+      <w:r>
+        <w:rPr>
+          <w:rStyle w:val="VerbatimChar"/>
+        </w:rPr>
+        <w:t xml:space="preserve">  -&gt; participants are BLOCKED indefinitely, still holding locks.  &lt;-- the fatal flaw</w:t>
+      </w:r>
+    </w:p>
+    <w:p>
+      <w:pPr>
+        <w:pStyle w:val="BlockText"/>
+      </w:pPr>
+      <w:r>
+        <w:rPr>
+          <w:b/>
+          <w:bCs/>
+        </w:rPr>
+        <w:t xml:space="preserve">Why case 2 is the real problem:</w:t>
+      </w:r>
+      <w:r>
+        <w:t xml:space="preserve"> </w:t>
+      </w:r>
+      <w:r>
+        <w:t xml:space="preserve">a</w:t>
+      </w:r>
+      <w:r>
+        <w:t xml:space="preserve"> </w:t>
+      </w:r>
+      <w:r>
+        <w:t xml:space="preserve">“prepared”</w:t>
+      </w:r>
+      <w:r>
+        <w:t xml:space="preserve"> </w:t>
+      </w:r>
+      <w:r>
+        <w:t xml:space="preserve">participant</w:t>
+      </w:r>
+      <w:r>
+        <w:t xml:space="preserve"> </w:t>
+      </w:r>
+      <w:r>
+        <w:rPr>
+          <w:b/>
+          <w:bCs/>
+        </w:rPr>
+        <w:t xml:space="preserve">cannot unilaterally</w:t>
+      </w:r>
+      <w:r>
+        <w:rPr>
+          <w:b/>
+          <w:bCs/>
+        </w:rPr>
+        <w:t xml:space="preserve"> </w:t>
+      </w:r>
+      <w:r>
+        <w:rPr>
+          <w:b/>
+          <w:bCs/>
+        </w:rPr>
+        <w:t xml:space="preserve">decide</w:t>
+      </w:r>
+      <w:r>
+        <w:t xml:space="preserve"> </w:t>
+      </w:r>
+      <w:r>
+        <w:t xml:space="preserve">— committing risks violating atomicity (maybe another participant voted</w:t>
+      </w:r>
+      <w:r>
+        <w:t xml:space="preserve"> </w:t>
+      </w:r>
+      <w:r>
+        <w:t xml:space="preserve">no), and aborting risks the same (maybe everyone else committed). It must wait for</w:t>
+      </w:r>
+      <w:r>
+        <w:t xml:space="preserve"> </w:t>
+      </w:r>
+      <w:r>
+        <w:t xml:space="preserve">the coordinator to recover. This is 2PC’s</w:t>
+      </w:r>
+      <w:r>
+        <w:t xml:space="preserve"> </w:t>
+      </w:r>
+      <w:r>
+        <w:rPr>
+          <w:b/>
+          <w:bCs/>
+        </w:rPr>
+        <w:t xml:space="preserve">blocking</w:t>
+      </w:r>
+      <w:r>
+        <w:t xml:space="preserve"> </w:t>
+      </w:r>
+      <w:r>
+        <w:t xml:space="preserve">weakness, and it holds locks</w:t>
+      </w:r>
+      <w:r>
+        <w:t xml:space="preserve"> </w:t>
+      </w:r>
+      <w:r>
+        <w:t xml:space="preserve">the whole time. Recovery uses the coordinator’s log: on restart it re-reads its</w:t>
+      </w:r>
+      <w:r>
+        <w:t xml:space="preserve"> </w:t>
+      </w:r>
+      <w:r>
+        <w:t xml:space="preserve">decision record and re-sends the outcome.</w:t>
+      </w:r>
+    </w:p>
+    <w:p>
+      <w:pPr>
+        <w:pStyle w:val="FirstParagraph"/>
+      </w:pPr>
+      <w:r>
+        <w:rPr>
+          <w:b/>
+          <w:bCs/>
+        </w:rPr>
+        <w:t xml:space="preserve">How 3PC and consensus reduce it:</w:t>
+      </w:r>
+    </w:p>
+    <w:p>
+      <w:pPr>
+        <w:pStyle w:val="SourceCode"/>
+      </w:pPr>
+      <w:r>
+        <w:rPr>
+          <w:rStyle w:val="VerbatimChar"/>
+        </w:rPr>
+        <w:t xml:space="preserve"> 2PC : prepare ─────────────────────────► commit      (1 decision point; blocks)</w:t>
+      </w:r>
+      <w:r>
+        <w:br/>
+      </w:r>
+      <w:r>
+        <w:rPr>
+          <w:rStyle w:val="VerbatimChar"/>
+        </w:rPr>
+        <w:t xml:space="preserve"> 3PC : prepare ──► PRE-COMMIT ──────────► commit</w:t>
+      </w:r>
+      <w:r>
+        <w:br/>
+      </w:r>
+      <w:r>
+        <w:rPr>
+          <w:rStyle w:val="VerbatimChar"/>
+        </w:rPr>
+        <w:t xml:space="preserve">       extra phase: once a participant hears "pre-commit", everyone has agreed to</w:t>
+      </w:r>
+      <w:r>
+        <w:br/>
+      </w:r>
+      <w:r>
+        <w:rPr>
+          <w:rStyle w:val="VerbatimChar"/>
+        </w:rPr>
+        <w:t xml:space="preserve">       commit, so a timed-out participant can SAFELY commit on its own</w:t>
+      </w:r>
+      <w:r>
+        <w:br/>
+      </w:r>
+      <w:r>
+        <w:rPr>
+          <w:rStyle w:val="VerbatimChar"/>
+        </w:rPr>
+        <w:t xml:space="preserve">       -&gt; NON-BLOCKING under a single failure (but more messages, and it assumes a</w:t>
+      </w:r>
+      <w:r>
+        <w:br/>
+      </w:r>
+      <w:r>
+        <w:rPr>
+          <w:rStyle w:val="VerbatimChar"/>
+        </w:rPr>
+        <w:t xml:space="preserve">          synchronous network -&gt; still unsafe under network partitions).</w:t>
+      </w:r>
+      <w:r>
+        <w:br/>
+      </w:r>
+      <w:r>
+        <w:rPr>
+          <w:rStyle w:val="VerbatimChar"/>
+        </w:rPr>
+        <w:t xml:space="preserve"> Raft/Paxos : replace the single coordinator with a QUORUM-elected leader, so a</w:t>
+      </w:r>
+      <w:r>
+        <w:br/>
+      </w:r>
+      <w:r>
+        <w:rPr>
+          <w:rStyle w:val="VerbatimChar"/>
+        </w:rPr>
+        <w:t xml:space="preserve">       crashed leader is simply re-elected -&gt; fault-tolerant agreement (what modern</w:t>
+      </w:r>
+      <w:r>
+        <w:br/>
+      </w:r>
+      <w:r>
+        <w:rPr>
+          <w:rStyle w:val="VerbatimChar"/>
+        </w:rPr>
+        <w:t xml:space="preserve">       systems like Spanner/CockroachDB actually use).</w:t>
+      </w:r>
+    </w:p>
+    <w:p>
+      <w:pPr>
+        <w:pStyle w:val="BlockText"/>
+      </w:pPr>
+      <w:r>
+        <w:rPr>
+          <w:b/>
+          <w:bCs/>
+        </w:rPr>
+        <w:t xml:space="preserve">Exam one-liner:</w:t>
+      </w:r>
+      <w:r>
+        <w:t xml:space="preserve"> </w:t>
+      </w:r>
+      <w:r>
+        <w:t xml:space="preserve">2PC =</w:t>
+      </w:r>
+      <w:r>
+        <w:t xml:space="preserve"> </w:t>
+      </w:r>
+      <w:r>
+        <w:rPr>
+          <w:b/>
+          <w:bCs/>
+        </w:rPr>
+        <w:t xml:space="preserve">blocking</w:t>
+      </w:r>
+      <w:r>
+        <w:t xml:space="preserve"> </w:t>
+      </w:r>
+      <w:r>
+        <w:t xml:space="preserve">on coordinator failure; 3PC adds a</w:t>
+      </w:r>
+      <w:r>
+        <w:t xml:space="preserve"> </w:t>
+      </w:r>
+      <w:r>
+        <w:rPr>
+          <w:b/>
+          <w:bCs/>
+        </w:rPr>
+        <w:t xml:space="preserve">pre-commit</w:t>
+      </w:r>
+      <w:r>
+        <w:t xml:space="preserve"> </w:t>
+      </w:r>
+      <w:r>
+        <w:t xml:space="preserve">phase to be</w:t>
+      </w:r>
+      <w:r>
+        <w:t xml:space="preserve"> </w:t>
+      </w:r>
+      <w:r>
+        <w:rPr>
+          <w:b/>
+          <w:bCs/>
+        </w:rPr>
+        <w:t xml:space="preserve">non-blocking</w:t>
+      </w:r>
+      <w:r>
+        <w:t xml:space="preserve"> </w:t>
+      </w:r>
+      <w:r>
+        <w:t xml:space="preserve">under a single crash but still fails</w:t>
+      </w:r>
+      <w:r>
+        <w:t xml:space="preserve"> </w:t>
+      </w:r>
+      <w:r>
+        <w:t xml:space="preserve">under</w:t>
+      </w:r>
+      <w:r>
+        <w:t xml:space="preserve"> </w:t>
+      </w:r>
+      <w:r>
+        <w:rPr>
+          <w:b/>
+          <w:bCs/>
+        </w:rPr>
+        <w:t xml:space="preserve">network partitions</w:t>
+      </w:r>
+      <w:r>
+        <w:t xml:space="preserve">;</w:t>
+      </w:r>
+      <w:r>
+        <w:t xml:space="preserve"> </w:t>
+      </w:r>
+      <w:r>
+        <w:rPr>
+          <w:b/>
+          <w:bCs/>
+        </w:rPr>
+        <w:t xml:space="preserve">Paxos/Raft</w:t>
+      </w:r>
+      <w:r>
+        <w:t xml:space="preserve"> </w:t>
+      </w:r>
+      <w:r>
+        <w:t xml:space="preserve">give partition-tolerant consensus via</w:t>
+      </w:r>
+      <w:r>
+        <w:t xml:space="preserve"> </w:t>
+      </w:r>
+      <w:r>
+        <w:t xml:space="preserve">leader election + quorums.</w:t>
+      </w:r>
+    </w:p>
     <w:p>
       <w:r>
         <w:pict>
@@ -4976,8 +5837,9 @@
         </w:pict>
       </w:r>
     </w:p>
-    <w:bookmarkEnd w:id="40"/>
-    <w:bookmarkStart w:id="48" w:name="sql-vs-nosql-modern-newsql"/>
+    <w:bookmarkEnd w:id="41"/>
+    <w:bookmarkEnd w:id="42"/>
+    <w:bookmarkStart w:id="50" w:name="sql-vs-nosql-modern-newsql"/>
     <w:p>
       <w:pPr>
         <w:pStyle w:val="Heading2"/>
@@ -4995,18 +5857,18 @@
           <wp:inline>
             <wp:extent cx="5334000" cy="2900643"/>
             <wp:effectExtent b="0" l="0" r="0" t="0"/>
-            <wp:docPr descr="SQL vs NoSQL comparison across schema, scaling, consistency, queries, best-fit, and examples; modern systems are often polyglot, and NewSQL aims for SQL plus horizontal scale plus ACID." title="" id="42" name="Picture"/>
+            <wp:docPr descr="SQL vs NoSQL comparison across schema, scaling, consistency, queries, best-fit, and examples; modern systems are often polyglot, and NewSQL aims for SQL plus horizontal scale plus ACID." title="" id="44" name="Picture"/>
             <a:graphic>
               <a:graphicData uri="http://schemas.openxmlformats.org/drawingml/2006/picture">
                 <pic:pic>
                   <pic:nvPicPr>
-                    <pic:cNvPr descr="images/122_sql_vs_nosql.png" id="43" name="Picture"/>
+                    <pic:cNvPr descr="images/122_sql_vs_nosql.png" id="45" name="Picture"/>
                     <pic:cNvPicPr>
                       <a:picLocks noChangeArrowheads="1" noChangeAspect="1"/>
                     </pic:cNvPicPr>
                   </pic:nvPicPr>
                   <pic:blipFill>
-                    <a:blip r:embed="rId41"/>
+                    <a:blip r:embed="rId43"/>
                     <a:stretch>
                       <a:fillRect/>
                     </a:stretch>
@@ -5521,7 +6383,7 @@
         <w:t xml:space="preserve">together — closing the historical gap.</w:t>
       </w:r>
     </w:p>
-    <w:bookmarkStart w:id="47" w:name="choosing-a-database"/>
+    <w:bookmarkStart w:id="49" w:name="choosing-a-database"/>
     <w:p>
       <w:pPr>
         <w:pStyle w:val="Heading3"/>
@@ -5539,18 +6401,18 @@
           <wp:inline>
             <wp:extent cx="5334000" cy="6731944"/>
             <wp:effectExtent b="0" l="0" r="0" t="0"/>
-            <wp:docPr descr="Flowchart: need ACID + relations → SQL; key→value lookups → key-value; relationships central → graph; massive writes/time-series → column-family; otherwise → document. Reality is polyglot; NewSQL combines SQL, scale, and ACID." title="" id="45" name="Picture"/>
+            <wp:docPr descr="Flowchart: need ACID + relations → SQL; key→value lookups → key-value; relationships central → graph; massive writes/time-series → column-family; otherwise → document. Reality is polyglot; NewSQL combines SQL, scale, and ACID." title="" id="47" name="Picture"/>
             <a:graphic>
               <a:graphicData uri="http://schemas.openxmlformats.org/drawingml/2006/picture">
                 <pic:pic>
                   <pic:nvPicPr>
-                    <pic:cNvPr descr="images/123_fc_database_choice.png" id="46" name="Picture"/>
+                    <pic:cNvPr descr="images/123_fc_database_choice.png" id="48" name="Picture"/>
                     <pic:cNvPicPr>
                       <a:picLocks noChangeArrowheads="1" noChangeAspect="1"/>
                     </pic:cNvPicPr>
                   </pic:nvPicPr>
                   <pic:blipFill>
-                    <a:blip r:embed="rId44"/>
+                    <a:blip r:embed="rId46"/>
                     <a:stretch>
                       <a:fillRect/>
                     </a:stretch>
@@ -5702,9 +6564,9 @@
         </w:pict>
       </w:r>
     </w:p>
-    <w:bookmarkEnd w:id="47"/>
-    <w:bookmarkEnd w:id="48"/>
-    <w:bookmarkStart w:id="49" w:name="real-world-backend-perspectives"/>
+    <w:bookmarkEnd w:id="49"/>
+    <w:bookmarkEnd w:id="50"/>
+    <w:bookmarkStart w:id="51" w:name="real-world-backend-perspectives"/>
     <w:p>
       <w:pPr>
         <w:pStyle w:val="Heading2"/>
@@ -5947,8 +6809,8 @@
         </w:pict>
       </w:r>
     </w:p>
-    <w:bookmarkEnd w:id="49"/>
-    <w:bookmarkStart w:id="50" w:name="tradeoffs-common-mistakes-edge-cases"/>
+    <w:bookmarkEnd w:id="51"/>
+    <w:bookmarkStart w:id="52" w:name="tradeoffs-common-mistakes-edge-cases"/>
     <w:p>
       <w:pPr>
         <w:pStyle w:val="Heading2"/>
@@ -6537,8 +7399,8 @@
         </w:pict>
       </w:r>
     </w:p>
-    <w:bookmarkEnd w:id="50"/>
-    <w:bookmarkStart w:id="51" w:name="exam-interview-coding-perspectives"/>
+    <w:bookmarkEnd w:id="52"/>
+    <w:bookmarkStart w:id="53" w:name="exam-interview-coding-perspectives"/>
     <w:p>
       <w:pPr>
         <w:pStyle w:val="Heading2"/>
@@ -6695,8 +7557,8 @@
         </w:pict>
       </w:r>
     </w:p>
-    <w:bookmarkEnd w:id="51"/>
-    <w:bookmarkStart w:id="52" w:name="concept-checks-mcqs"/>
+    <w:bookmarkEnd w:id="53"/>
+    <w:bookmarkStart w:id="54" w:name="concept-checks-mcqs"/>
     <w:p>
       <w:pPr>
         <w:pStyle w:val="Heading2"/>
@@ -7461,14 +8323,277 @@
       </w:r>
     </w:p>
     <w:p>
+      <w:pPr>
+        <w:pStyle w:val="BodyText"/>
+      </w:pPr>
+      <w:r>
+        <w:rPr>
+          <w:b/>
+          <w:bCs/>
+        </w:rPr>
+        <w:t xml:space="preserve">More (new subsections):</w:t>
+      </w:r>
+      <w:r>
+        <w:t xml:space="preserve"> </w:t>
+      </w:r>
+      <w:r>
+        <w:t xml:space="preserve">19. During a partition, a bank balance read should choose ___ ; a like-count read</w:t>
+      </w:r>
+      <w:r>
+        <w:t xml:space="preserve"> </w:t>
+      </w:r>
+      <w:r>
+        <w:t xml:space="preserve">should choose ___ →</w:t>
+      </w:r>
+      <w:r>
+        <w:t xml:space="preserve"> </w:t>
+      </w:r>
+      <w:r>
+        <w:rPr>
+          <w:b/>
+          <w:bCs/>
+        </w:rPr>
+        <w:t xml:space="preserve">CP / AP</w:t>
+      </w:r>
+      <w:r>
+        <w:t xml:space="preserve">.</w:t>
+      </w:r>
+      <w:r>
+        <w:t xml:space="preserve"> </w:t>
+      </w:r>
+      <w:r>
+        <w:t xml:space="preserve">20. After an AP partition heals, two conflicting versions are merged via ___ →</w:t>
+      </w:r>
+      <w:r>
+        <w:t xml:space="preserve"> </w:t>
+      </w:r>
+      <w:r>
+        <w:rPr>
+          <w:b/>
+          <w:bCs/>
+        </w:rPr>
+        <w:t xml:space="preserve">conflict resolution (last-write-wins / vector clocks / CRDTs)</w:t>
+      </w:r>
+      <w:r>
+        <w:t xml:space="preserve">.</w:t>
+      </w:r>
+      <w:r>
+        <w:t xml:space="preserve"> </w:t>
+      </w:r>
+      <w:r>
+        <w:t xml:space="preserve">21. In 2PC, if a participant crashes</w:t>
+      </w:r>
+      <w:r>
+        <w:t xml:space="preserve"> </w:t>
+      </w:r>
+      <w:r>
+        <w:rPr>
+          <w:i/>
+          <w:iCs/>
+        </w:rPr>
+        <w:t xml:space="preserve">before voting</w:t>
+      </w:r>
+      <w:r>
+        <w:t xml:space="preserve">, the coordinator →</w:t>
+      </w:r>
+      <w:r>
+        <w:t xml:space="preserve"> </w:t>
+      </w:r>
+      <w:r>
+        <w:rPr>
+          <w:b/>
+          <w:bCs/>
+        </w:rPr>
+        <w:t xml:space="preserve">times out,</w:t>
+      </w:r>
+      <w:r>
+        <w:rPr>
+          <w:b/>
+          <w:bCs/>
+        </w:rPr>
+        <w:t xml:space="preserve"> </w:t>
+      </w:r>
+      <w:r>
+        <w:rPr>
+          <w:b/>
+          <w:bCs/>
+        </w:rPr>
+        <w:t xml:space="preserve">treats it as abort → GLOBAL ABORT</w:t>
+      </w:r>
+      <w:r>
+        <w:t xml:space="preserve"> </w:t>
+      </w:r>
+      <w:r>
+        <w:t xml:space="preserve">(safe).</w:t>
+      </w:r>
+      <w:r>
+        <w:t xml:space="preserve"> </w:t>
+      </w:r>
+      <w:r>
+        <w:t xml:space="preserve">22. In 2PC, the case that causes</w:t>
+      </w:r>
+      <w:r>
+        <w:t xml:space="preserve"> </w:t>
+      </w:r>
+      <w:r>
+        <w:rPr>
+          <w:b/>
+          <w:bCs/>
+        </w:rPr>
+        <w:t xml:space="preserve">indefinite blocking</w:t>
+      </w:r>
+      <w:r>
+        <w:t xml:space="preserve"> </w:t>
+      </w:r>
+      <w:r>
+        <w:t xml:space="preserve">is →</w:t>
+      </w:r>
+      <w:r>
+        <w:t xml:space="preserve"> </w:t>
+      </w:r>
+      <w:r>
+        <w:rPr>
+          <w:b/>
+          <w:bCs/>
+        </w:rPr>
+        <w:t xml:space="preserve">coordinator crashes</w:t>
+      </w:r>
+      <w:r>
+        <w:rPr>
+          <w:b/>
+          <w:bCs/>
+        </w:rPr>
+        <w:t xml:space="preserve"> </w:t>
+      </w:r>
+      <w:r>
+        <w:rPr>
+          <w:b/>
+          <w:bCs/>
+        </w:rPr>
+        <w:t xml:space="preserve">after participants voted YES</w:t>
+      </w:r>
+      <w:r>
+        <w:t xml:space="preserve">.</w:t>
+      </w:r>
+      <w:r>
+        <w:t xml:space="preserve"> </w:t>
+      </w:r>
+      <w:r>
+        <w:t xml:space="preserve">23. Which extra phase does 3PC add? →</w:t>
+      </w:r>
+      <w:r>
+        <w:t xml:space="preserve"> </w:t>
+      </w:r>
+      <w:r>
+        <w:rPr>
+          <w:b/>
+          <w:bCs/>
+        </w:rPr>
+        <w:t xml:space="preserve">pre-commit</w:t>
+      </w:r>
+      <w:r>
+        <w:t xml:space="preserve"> </w:t>
+      </w:r>
+      <w:r>
+        <w:t xml:space="preserve">(makes it non-blocking under a</w:t>
+      </w:r>
+      <w:r>
+        <w:t xml:space="preserve"> </w:t>
+      </w:r>
+      <w:r>
+        <w:t xml:space="preserve">single crash).</w:t>
+      </w:r>
+      <w:r>
+        <w:t xml:space="preserve"> </w:t>
+      </w:r>
+      <w:r>
+        <w:t xml:space="preserve">24. Does 3PC survive network partitions? →</w:t>
+      </w:r>
+      <w:r>
+        <w:t xml:space="preserve"> </w:t>
+      </w:r>
+      <w:r>
+        <w:rPr>
+          <w:b/>
+          <w:bCs/>
+        </w:rPr>
+        <w:t xml:space="preserve">No</w:t>
+      </w:r>
+      <w:r>
+        <w:t xml:space="preserve"> </w:t>
+      </w:r>
+      <w:r>
+        <w:t xml:space="preserve">(still unsafe; use Paxos/Raft).</w:t>
+      </w:r>
+    </w:p>
+    <w:p>
+      <w:pPr>
+        <w:pStyle w:val="BodyText"/>
+      </w:pPr>
+      <w:r>
+        <w:rPr>
+          <w:b/>
+          <w:bCs/>
+        </w:rPr>
+        <w:t xml:space="preserve">Scenario (do it) — CAP choice:</w:t>
+      </w:r>
+      <w:r>
+        <w:t xml:space="preserve"> </w:t>
+      </w:r>
+      <w:r>
+        <w:t xml:space="preserve">&gt; A payment write hits DC-East during a partition; a read hits stale DC-West. Bank</w:t>
+      </w:r>
+      <w:r>
+        <w:t xml:space="preserve"> </w:t>
+      </w:r>
+      <w:r>
+        <w:t xml:space="preserve">&gt; requirement = never double-spend → choose</w:t>
+      </w:r>
+      <w:r>
+        <w:t xml:space="preserve"> </w:t>
+      </w:r>
+      <w:r>
+        <w:rPr>
+          <w:b/>
+          <w:bCs/>
+        </w:rPr>
+        <w:t xml:space="preserve">CP</w:t>
+      </w:r>
+      <w:r>
+        <w:t xml:space="preserve">: DC-West</w:t>
+      </w:r>
+      <w:r>
+        <w:t xml:space="preserve"> </w:t>
+      </w:r>
+      <w:r>
+        <w:rPr>
+          <w:b/>
+          <w:bCs/>
+        </w:rPr>
+        <w:t xml:space="preserve">refuses/blocks</w:t>
+      </w:r>
+      <w:r>
+        <w:t xml:space="preserve"> </w:t>
+      </w:r>
+      <w:r>
+        <w:t xml:space="preserve">the</w:t>
+      </w:r>
+      <w:r>
+        <w:t xml:space="preserve"> </w:t>
+      </w:r>
+      <w:r>
+        <w:t xml:space="preserve">&gt; read rather than return the stale ₹1000. ✔</w:t>
+      </w:r>
+    </w:p>
+    <w:p>
       <w:r>
         <w:pict>
           <v:rect style="width:0;height:1.5pt" o:hralign="center" o:hrstd="t" o:hr="t"/>
         </w:pict>
       </w:r>
     </w:p>
-    <w:bookmarkEnd w:id="52"/>
-    <w:bookmarkStart w:id="55" w:name="one-page-revision-sheet"/>
+    <w:bookmarkEnd w:id="54"/>
+    <w:bookmarkStart w:id="57" w:name="one-page-revision-sheet"/>
     <w:p>
       <w:pPr>
         <w:pStyle w:val="Heading2"/>
@@ -7719,7 +8844,7 @@
         <w:t xml:space="preserve">  POLYGLOT persistence = use several. NewSQL (Spanner, CockroachDB) = SQL + scale + ACID.</w:t>
       </w:r>
     </w:p>
-    <w:bookmarkStart w:id="53" w:name="flash-cards"/>
+    <w:bookmarkStart w:id="55" w:name="flash-cards"/>
     <w:p>
       <w:pPr>
         <w:pStyle w:val="Heading3"/>
@@ -8174,8 +9299,8 @@
         </w:tc>
       </w:tr>
     </w:tbl>
-    <w:bookmarkEnd w:id="53"/>
-    <w:bookmarkStart w:id="54" w:name="spaced-repetition"/>
+    <w:bookmarkEnd w:id="55"/>
+    <w:bookmarkStart w:id="56" w:name="spaced-repetition"/>
     <w:p>
       <w:pPr>
         <w:pStyle w:val="Heading3"/>
@@ -8257,605 +9382,605 @@
         </w:pict>
       </w:r>
     </w:p>
-    <w:bookmarkEnd w:id="54"/>
-    <w:bookmarkEnd w:id="55"/>
-    <w:bookmarkStart w:id="56" w:name="summary-and-the-whole-syllabus"/>
-    <w:p>
-      <w:pPr>
-        <w:pStyle w:val="Heading2"/>
-      </w:pPr>
-      <w:r>
-        <w:t xml:space="preserve">11.15 Summary — and the Whole Syllabus</w:t>
-      </w:r>
-    </w:p>
-    <w:p>
-      <w:pPr>
-        <w:pStyle w:val="FirstParagraph"/>
-      </w:pPr>
-      <w:r>
-        <w:t xml:space="preserve">Distributed databases trade single-machine simplicity for</w:t>
-      </w:r>
-      <w:r>
-        <w:t xml:space="preserve"> </w:t>
-      </w:r>
-      <w:r>
-        <w:rPr>
-          <w:b/>
-          <w:bCs/>
-        </w:rPr>
-        <w:t xml:space="preserve">scale, availability, and</w:t>
-      </w:r>
-      <w:r>
-        <w:rPr>
-          <w:b/>
-          <w:bCs/>
-        </w:rPr>
-        <w:t xml:space="preserve"> </w:t>
-      </w:r>
-      <w:r>
-        <w:rPr>
-          <w:b/>
-          <w:bCs/>
-        </w:rPr>
-        <w:t xml:space="preserve">low latency</w:t>
-      </w:r>
-      <w:r>
-        <w:t xml:space="preserve">, using</w:t>
-      </w:r>
-      <w:r>
-        <w:t xml:space="preserve"> </w:t>
-      </w:r>
-      <w:r>
-        <w:rPr>
-          <w:b/>
-          <w:bCs/>
-        </w:rPr>
-        <w:t xml:space="preserve">partitioning</w:t>
-      </w:r>
-      <w:r>
-        <w:t xml:space="preserve"> </w:t>
-      </w:r>
-      <w:r>
-        <w:t xml:space="preserve">(horizontal/vertical fragmentation =</w:t>
-      </w:r>
-      <w:r>
-        <w:t xml:space="preserve"> </w:t>
-      </w:r>
-      <w:r>
-        <w:t xml:space="preserve">sharding) and</w:t>
-      </w:r>
-      <w:r>
-        <w:t xml:space="preserve"> </w:t>
-      </w:r>
-      <w:r>
-        <w:rPr>
-          <w:b/>
-          <w:bCs/>
-        </w:rPr>
-        <w:t xml:space="preserve">replication</w:t>
-      </w:r>
-      <w:r>
-        <w:t xml:space="preserve">. The</w:t>
-      </w:r>
-      <w:r>
-        <w:t xml:space="preserve"> </w:t>
-      </w:r>
-      <w:r>
-        <w:rPr>
-          <w:b/>
-          <w:bCs/>
-        </w:rPr>
-        <w:t xml:space="preserve">CAP theorem</w:t>
-      </w:r>
-      <w:r>
-        <w:t xml:space="preserve"> </w:t>
-      </w:r>
-      <w:r>
-        <w:t xml:space="preserve">says that, because partitions are</w:t>
-      </w:r>
-      <w:r>
-        <w:t xml:space="preserve"> </w:t>
-      </w:r>
-      <w:r>
-        <w:t xml:space="preserve">unavoidable, you must choose</w:t>
-      </w:r>
-      <w:r>
-        <w:t xml:space="preserve"> </w:t>
-      </w:r>
-      <w:r>
-        <w:rPr>
-          <w:b/>
-          <w:bCs/>
-        </w:rPr>
-        <w:t xml:space="preserve">consistency (CP)</w:t>
-      </w:r>
-      <w:r>
-        <w:t xml:space="preserve"> </w:t>
-      </w:r>
-      <w:r>
-        <w:t xml:space="preserve">or</w:t>
-      </w:r>
-      <w:r>
-        <w:t xml:space="preserve"> </w:t>
-      </w:r>
-      <w:r>
-        <w:rPr>
-          <w:b/>
-          <w:bCs/>
-        </w:rPr>
-        <w:t xml:space="preserve">availability (AP)</w:t>
-      </w:r>
-      <w:r>
-        <w:t xml:space="preserve"> </w:t>
-      </w:r>
-      <w:r>
-        <w:t xml:space="preserve">when the</w:t>
-      </w:r>
-      <w:r>
-        <w:t xml:space="preserve"> </w:t>
-      </w:r>
-      <w:r>
-        <w:t xml:space="preserve">network splits — and</w:t>
-      </w:r>
-      <w:r>
-        <w:t xml:space="preserve"> </w:t>
-      </w:r>
-      <w:r>
-        <w:rPr>
-          <w:b/>
-          <w:bCs/>
-        </w:rPr>
-        <w:t xml:space="preserve">ACID</w:t>
-      </w:r>
-      <w:r>
-        <w:t xml:space="preserve"> </w:t>
-      </w:r>
-      <w:r>
-        <w:t xml:space="preserve">(strong, CP-leaning) gives way to</w:t>
-      </w:r>
-      <w:r>
-        <w:t xml:space="preserve"> </w:t>
-      </w:r>
-      <w:r>
-        <w:rPr>
-          <w:b/>
-          <w:bCs/>
-        </w:rPr>
-        <w:t xml:space="preserve">BASE</w:t>
-      </w:r>
-      <w:r>
-        <w:t xml:space="preserve"> </w:t>
-      </w:r>
-      <w:r>
-        <w:t xml:space="preserve">(eventually</w:t>
-      </w:r>
-      <w:r>
-        <w:t xml:space="preserve"> </w:t>
-      </w:r>
-      <w:r>
-        <w:t xml:space="preserve">consistent, AP-leaning) at scale, with</w:t>
-      </w:r>
-      <w:r>
-        <w:t xml:space="preserve"> </w:t>
-      </w:r>
-      <w:r>
-        <w:rPr>
-          <w:b/>
-          <w:bCs/>
-        </w:rPr>
-        <w:t xml:space="preserve">PACELC</w:t>
-      </w:r>
-      <w:r>
-        <w:t xml:space="preserve"> </w:t>
-      </w:r>
-      <w:r>
-        <w:t xml:space="preserve">adding the latency-vs-consistency</w:t>
-      </w:r>
-      <w:r>
-        <w:t xml:space="preserve"> </w:t>
-      </w:r>
-      <w:r>
-        <w:t xml:space="preserve">trade in normal operation. We surveyed</w:t>
-      </w:r>
-      <w:r>
-        <w:t xml:space="preserve"> </w:t>
-      </w:r>
-      <w:r>
-        <w:rPr>
-          <w:b/>
-          <w:bCs/>
-        </w:rPr>
-        <w:t xml:space="preserve">consistency models</w:t>
-      </w:r>
-      <w:r>
-        <w:t xml:space="preserve"> </w:t>
-      </w:r>
-      <w:r>
-        <w:t xml:space="preserve">(strong → eventual),</w:t>
-      </w:r>
-      <w:r>
-        <w:t xml:space="preserve"> </w:t>
-      </w:r>
-      <w:r>
-        <w:t xml:space="preserve">the four</w:t>
-      </w:r>
-      <w:r>
-        <w:t xml:space="preserve"> </w:t>
-      </w:r>
-      <w:r>
-        <w:rPr>
-          <w:b/>
-          <w:bCs/>
-        </w:rPr>
-        <w:t xml:space="preserve">NoSQL families</w:t>
-      </w:r>
-      <w:r>
-        <w:t xml:space="preserve"> </w:t>
-      </w:r>
-      <w:r>
-        <w:t xml:space="preserve">(key-value, document, column-family, graph),</w:t>
-      </w:r>
-      <w:r>
-        <w:t xml:space="preserve"> </w:t>
-      </w:r>
-      <w:r>
-        <w:rPr>
-          <w:b/>
-          <w:bCs/>
-        </w:rPr>
-        <w:t xml:space="preserve">sharding</w:t>
-      </w:r>
-      <w:r>
-        <w:t xml:space="preserve"> </w:t>
-      </w:r>
-      <w:r>
-        <w:t xml:space="preserve">strategies (range / hash /</w:t>
-      </w:r>
-      <w:r>
-        <w:t xml:space="preserve"> </w:t>
-      </w:r>
-      <w:r>
-        <w:rPr>
-          <w:b/>
-          <w:bCs/>
-        </w:rPr>
-        <w:t xml:space="preserve">consistent hashing</w:t>
-      </w:r>
-      <w:r>
-        <w:t xml:space="preserve">), and</w:t>
-      </w:r>
-      <w:r>
-        <w:t xml:space="preserve"> </w:t>
-      </w:r>
-      <w:r>
-        <w:rPr>
-          <w:b/>
-          <w:bCs/>
-        </w:rPr>
-        <w:t xml:space="preserve">two-phase</w:t>
-      </w:r>
-      <w:r>
-        <w:rPr>
-          <w:b/>
-          <w:bCs/>
-        </w:rPr>
-        <w:t xml:space="preserve"> </w:t>
-      </w:r>
-      <w:r>
-        <w:rPr>
-          <w:b/>
-          <w:bCs/>
-        </w:rPr>
-        <w:t xml:space="preserve">commit</w:t>
-      </w:r>
-      <w:r>
-        <w:t xml:space="preserve"> </w:t>
-      </w:r>
-      <w:r>
-        <w:t xml:space="preserve">for cross-node atomicity (and its blocking weakness). Finally,</w:t>
-      </w:r>
-      <w:r>
-        <w:t xml:space="preserve"> </w:t>
-      </w:r>
-      <w:r>
-        <w:rPr>
-          <w:b/>
-          <w:bCs/>
-        </w:rPr>
-        <w:t xml:space="preserve">SQL vs</w:t>
-      </w:r>
-      <w:r>
-        <w:rPr>
-          <w:b/>
-          <w:bCs/>
-        </w:rPr>
-        <w:t xml:space="preserve"> </w:t>
-      </w:r>
-      <w:r>
-        <w:rPr>
-          <w:b/>
-          <w:bCs/>
-        </w:rPr>
-        <w:t xml:space="preserve">NoSQL</w:t>
-      </w:r>
-      <w:r>
-        <w:t xml:space="preserve"> </w:t>
-      </w:r>
-      <w:r>
-        <w:t xml:space="preserve">is a tooling choice, real systems are</w:t>
-      </w:r>
-      <w:r>
-        <w:t xml:space="preserve"> </w:t>
-      </w:r>
-      <w:r>
-        <w:rPr>
-          <w:b/>
-          <w:bCs/>
-        </w:rPr>
-        <w:t xml:space="preserve">polyglot</w:t>
-      </w:r>
-      <w:r>
-        <w:t xml:space="preserve">, and</w:t>
-      </w:r>
-      <w:r>
-        <w:t xml:space="preserve"> </w:t>
-      </w:r>
-      <w:r>
-        <w:rPr>
-          <w:b/>
-          <w:bCs/>
-        </w:rPr>
-        <w:t xml:space="preserve">NewSQL</w:t>
-      </w:r>
-      <w:r>
-        <w:t xml:space="preserve"> </w:t>
-      </w:r>
-      <w:r>
-        <w:t xml:space="preserve">unites</w:t>
-      </w:r>
-      <w:r>
-        <w:t xml:space="preserve"> </w:t>
-      </w:r>
-      <w:r>
-        <w:t xml:space="preserve">SQL, scale, and ACID.</w:t>
-      </w:r>
-    </w:p>
-    <w:p>
-      <w:pPr>
-        <w:pStyle w:val="BlockText"/>
-      </w:pPr>
-      <w:r>
-        <w:rPr>
-          <w:b/>
-          <w:bCs/>
-        </w:rPr>
-        <w:t xml:space="preserve">The DBMS journey, end to end:</w:t>
-      </w:r>
-      <w:r>
-        <w:t xml:space="preserve"> </w:t>
-      </w:r>
-      <w:r>
-        <w:t xml:space="preserve">we began with the</w:t>
-      </w:r>
-      <w:r>
-        <w:t xml:space="preserve"> </w:t>
-      </w:r>
-      <w:r>
-        <w:rPr>
-          <w:b/>
-          <w:bCs/>
-        </w:rPr>
-        <w:t xml:space="preserve">relational model</w:t>
-      </w:r>
-      <w:r>
-        <w:t xml:space="preserve"> </w:t>
-      </w:r>
-      <w:r>
-        <w:t xml:space="preserve">and</w:t>
-      </w:r>
-      <w:r>
-        <w:t xml:space="preserve"> </w:t>
-      </w:r>
-      <w:r>
-        <w:rPr>
-          <w:b/>
-          <w:bCs/>
-        </w:rPr>
-        <w:t xml:space="preserve">SQL</w:t>
-      </w:r>
-      <w:r>
-        <w:t xml:space="preserve"> </w:t>
-      </w:r>
-      <w:r>
-        <w:t xml:space="preserve">(M1–M4), made schemas sound via</w:t>
-      </w:r>
-      <w:r>
-        <w:t xml:space="preserve"> </w:t>
-      </w:r>
-      <w:r>
-        <w:rPr>
-          <w:b/>
-          <w:bCs/>
-        </w:rPr>
-        <w:t xml:space="preserve">normalization</w:t>
-      </w:r>
-      <w:r>
-        <w:t xml:space="preserve"> </w:t>
-      </w:r>
-      <w:r>
-        <w:t xml:space="preserve">(M5), made access fast</w:t>
-      </w:r>
-      <w:r>
-        <w:t xml:space="preserve"> </w:t>
-      </w:r>
-      <w:r>
-        <w:t xml:space="preserve">with</w:t>
-      </w:r>
-      <w:r>
-        <w:t xml:space="preserve"> </w:t>
-      </w:r>
-      <w:r>
-        <w:rPr>
-          <w:b/>
-          <w:bCs/>
-        </w:rPr>
-        <w:t xml:space="preserve">storage, indexing, and query optimization</w:t>
-      </w:r>
-      <w:r>
-        <w:t xml:space="preserve"> </w:t>
-      </w:r>
-      <w:r>
-        <w:t xml:space="preserve">(M6–M8), made data</w:t>
-      </w:r>
-      <w:r>
-        <w:t xml:space="preserve"> </w:t>
-      </w:r>
-      <w:r>
-        <w:rPr>
-          <w:b/>
-          <w:bCs/>
-        </w:rPr>
-        <w:t xml:space="preserve">correct</w:t>
-      </w:r>
-      <w:r>
-        <w:rPr>
-          <w:b/>
-          <w:bCs/>
-        </w:rPr>
-        <w:t xml:space="preserve"> </w:t>
-      </w:r>
-      <w:r>
-        <w:rPr>
-          <w:b/>
-          <w:bCs/>
-        </w:rPr>
-        <w:t xml:space="preserve">under concurrency and crashes</w:t>
-      </w:r>
-      <w:r>
-        <w:t xml:space="preserve"> </w:t>
-      </w:r>
-      <w:r>
-        <w:t xml:space="preserve">with</w:t>
-      </w:r>
-      <w:r>
-        <w:t xml:space="preserve"> </w:t>
-      </w:r>
-      <w:r>
-        <w:rPr>
-          <w:b/>
-          <w:bCs/>
-        </w:rPr>
-        <w:t xml:space="preserve">transactions and recovery</w:t>
-      </w:r>
-      <w:r>
-        <w:t xml:space="preserve"> </w:t>
-      </w:r>
-      <w:r>
-        <w:t xml:space="preserve">(M9–M10), and</w:t>
-      </w:r>
-      <w:r>
-        <w:t xml:space="preserve"> </w:t>
-      </w:r>
-      <w:r>
-        <w:t xml:space="preserve">finally</w:t>
-      </w:r>
-      <w:r>
-        <w:t xml:space="preserve"> </w:t>
-      </w:r>
-      <w:r>
-        <w:rPr>
-          <w:b/>
-          <w:bCs/>
-        </w:rPr>
-        <w:t xml:space="preserve">scaled out</w:t>
-      </w:r>
-      <w:r>
-        <w:t xml:space="preserve"> </w:t>
-      </w:r>
-      <w:r>
-        <w:t xml:space="preserve">to distributed and NoSQL systems (M11). Together these are</w:t>
-      </w:r>
-      <w:r>
-        <w:t xml:space="preserve"> </w:t>
-      </w:r>
-      <w:r>
-        <w:t xml:space="preserve">the complete mental model of how a modern database</w:t>
-      </w:r>
-      <w:r>
-        <w:t xml:space="preserve"> </w:t>
-      </w:r>
-      <w:r>
-        <w:rPr>
-          <w:b/>
-          <w:bCs/>
-        </w:rPr>
-        <w:t xml:space="preserve">stores, finds, protects, and</w:t>
-      </w:r>
-      <w:r>
-        <w:rPr>
-          <w:b/>
-          <w:bCs/>
-        </w:rPr>
-        <w:t xml:space="preserve"> </w:t>
-      </w:r>
-      <w:r>
-        <w:rPr>
-          <w:b/>
-          <w:bCs/>
-        </w:rPr>
-        <w:t xml:space="preserve">scales</w:t>
-      </w:r>
-      <w:r>
-        <w:t xml:space="preserve"> </w:t>
-      </w:r>
-      <w:r>
-        <w:t xml:space="preserve">data — exactly what SEBI/RBI IT, GATE, and backend interviews test.</w:t>
-      </w:r>
-    </w:p>
-    <w:p>
-      <w:pPr>
-        <w:pStyle w:val="BlockText"/>
-      </w:pPr>
-      <w:r>
-        <w:rPr>
-          <w:b/>
-          <w:bCs/>
-        </w:rPr>
-        <w:t xml:space="preserve">You have mastered this module when</w:t>
-      </w:r>
-      <w:r>
-        <w:t xml:space="preserve"> </w:t>
-      </w:r>
-      <w:r>
-        <w:t xml:space="preserve">you can: state CAP and justify a CP/AP</w:t>
-      </w:r>
-      <w:r>
-        <w:t xml:space="preserve"> </w:t>
-      </w:r>
-      <w:r>
-        <w:t xml:space="preserve">choice for a given app; contrast ACID and BASE; name the four NoSQL families with</w:t>
-      </w:r>
-      <w:r>
-        <w:t xml:space="preserve"> </w:t>
-      </w:r>
-      <w:r>
-        <w:t xml:space="preserve">use-cases; explain horizontal vs vertical fragmentation and the three sharding</w:t>
-      </w:r>
-      <w:r>
-        <w:t xml:space="preserve"> </w:t>
-      </w:r>
-      <w:r>
-        <w:t xml:space="preserve">strategies; and walk through 2PC including its blocking failure — all without</w:t>
-      </w:r>
-      <w:r>
-        <w:t xml:space="preserve"> </w:t>
-      </w:r>
-      <w:r>
-        <w:t xml:space="preserve">notes.</w:t>
-      </w:r>
-    </w:p>
     <w:bookmarkEnd w:id="56"/>
     <w:bookmarkEnd w:id="57"/>
+    <w:bookmarkStart w:id="58" w:name="summary-and-the-whole-syllabus"/>
+    <w:p>
+      <w:pPr>
+        <w:pStyle w:val="Heading2"/>
+      </w:pPr>
+      <w:r>
+        <w:t xml:space="preserve">11.15 Summary — and the Whole Syllabus</w:t>
+      </w:r>
+    </w:p>
+    <w:p>
+      <w:pPr>
+        <w:pStyle w:val="FirstParagraph"/>
+      </w:pPr>
+      <w:r>
+        <w:t xml:space="preserve">Distributed databases trade single-machine simplicity for</w:t>
+      </w:r>
+      <w:r>
+        <w:t xml:space="preserve"> </w:t>
+      </w:r>
+      <w:r>
+        <w:rPr>
+          <w:b/>
+          <w:bCs/>
+        </w:rPr>
+        <w:t xml:space="preserve">scale, availability, and</w:t>
+      </w:r>
+      <w:r>
+        <w:rPr>
+          <w:b/>
+          <w:bCs/>
+        </w:rPr>
+        <w:t xml:space="preserve"> </w:t>
+      </w:r>
+      <w:r>
+        <w:rPr>
+          <w:b/>
+          <w:bCs/>
+        </w:rPr>
+        <w:t xml:space="preserve">low latency</w:t>
+      </w:r>
+      <w:r>
+        <w:t xml:space="preserve">, using</w:t>
+      </w:r>
+      <w:r>
+        <w:t xml:space="preserve"> </w:t>
+      </w:r>
+      <w:r>
+        <w:rPr>
+          <w:b/>
+          <w:bCs/>
+        </w:rPr>
+        <w:t xml:space="preserve">partitioning</w:t>
+      </w:r>
+      <w:r>
+        <w:t xml:space="preserve"> </w:t>
+      </w:r>
+      <w:r>
+        <w:t xml:space="preserve">(horizontal/vertical fragmentation =</w:t>
+      </w:r>
+      <w:r>
+        <w:t xml:space="preserve"> </w:t>
+      </w:r>
+      <w:r>
+        <w:t xml:space="preserve">sharding) and</w:t>
+      </w:r>
+      <w:r>
+        <w:t xml:space="preserve"> </w:t>
+      </w:r>
+      <w:r>
+        <w:rPr>
+          <w:b/>
+          <w:bCs/>
+        </w:rPr>
+        <w:t xml:space="preserve">replication</w:t>
+      </w:r>
+      <w:r>
+        <w:t xml:space="preserve">. The</w:t>
+      </w:r>
+      <w:r>
+        <w:t xml:space="preserve"> </w:t>
+      </w:r>
+      <w:r>
+        <w:rPr>
+          <w:b/>
+          <w:bCs/>
+        </w:rPr>
+        <w:t xml:space="preserve">CAP theorem</w:t>
+      </w:r>
+      <w:r>
+        <w:t xml:space="preserve"> </w:t>
+      </w:r>
+      <w:r>
+        <w:t xml:space="preserve">says that, because partitions are</w:t>
+      </w:r>
+      <w:r>
+        <w:t xml:space="preserve"> </w:t>
+      </w:r>
+      <w:r>
+        <w:t xml:space="preserve">unavoidable, you must choose</w:t>
+      </w:r>
+      <w:r>
+        <w:t xml:space="preserve"> </w:t>
+      </w:r>
+      <w:r>
+        <w:rPr>
+          <w:b/>
+          <w:bCs/>
+        </w:rPr>
+        <w:t xml:space="preserve">consistency (CP)</w:t>
+      </w:r>
+      <w:r>
+        <w:t xml:space="preserve"> </w:t>
+      </w:r>
+      <w:r>
+        <w:t xml:space="preserve">or</w:t>
+      </w:r>
+      <w:r>
+        <w:t xml:space="preserve"> </w:t>
+      </w:r>
+      <w:r>
+        <w:rPr>
+          <w:b/>
+          <w:bCs/>
+        </w:rPr>
+        <w:t xml:space="preserve">availability (AP)</w:t>
+      </w:r>
+      <w:r>
+        <w:t xml:space="preserve"> </w:t>
+      </w:r>
+      <w:r>
+        <w:t xml:space="preserve">when the</w:t>
+      </w:r>
+      <w:r>
+        <w:t xml:space="preserve"> </w:t>
+      </w:r>
+      <w:r>
+        <w:t xml:space="preserve">network splits — and</w:t>
+      </w:r>
+      <w:r>
+        <w:t xml:space="preserve"> </w:t>
+      </w:r>
+      <w:r>
+        <w:rPr>
+          <w:b/>
+          <w:bCs/>
+        </w:rPr>
+        <w:t xml:space="preserve">ACID</w:t>
+      </w:r>
+      <w:r>
+        <w:t xml:space="preserve"> </w:t>
+      </w:r>
+      <w:r>
+        <w:t xml:space="preserve">(strong, CP-leaning) gives way to</w:t>
+      </w:r>
+      <w:r>
+        <w:t xml:space="preserve"> </w:t>
+      </w:r>
+      <w:r>
+        <w:rPr>
+          <w:b/>
+          <w:bCs/>
+        </w:rPr>
+        <w:t xml:space="preserve">BASE</w:t>
+      </w:r>
+      <w:r>
+        <w:t xml:space="preserve"> </w:t>
+      </w:r>
+      <w:r>
+        <w:t xml:space="preserve">(eventually</w:t>
+      </w:r>
+      <w:r>
+        <w:t xml:space="preserve"> </w:t>
+      </w:r>
+      <w:r>
+        <w:t xml:space="preserve">consistent, AP-leaning) at scale, with</w:t>
+      </w:r>
+      <w:r>
+        <w:t xml:space="preserve"> </w:t>
+      </w:r>
+      <w:r>
+        <w:rPr>
+          <w:b/>
+          <w:bCs/>
+        </w:rPr>
+        <w:t xml:space="preserve">PACELC</w:t>
+      </w:r>
+      <w:r>
+        <w:t xml:space="preserve"> </w:t>
+      </w:r>
+      <w:r>
+        <w:t xml:space="preserve">adding the latency-vs-consistency</w:t>
+      </w:r>
+      <w:r>
+        <w:t xml:space="preserve"> </w:t>
+      </w:r>
+      <w:r>
+        <w:t xml:space="preserve">trade in normal operation. We surveyed</w:t>
+      </w:r>
+      <w:r>
+        <w:t xml:space="preserve"> </w:t>
+      </w:r>
+      <w:r>
+        <w:rPr>
+          <w:b/>
+          <w:bCs/>
+        </w:rPr>
+        <w:t xml:space="preserve">consistency models</w:t>
+      </w:r>
+      <w:r>
+        <w:t xml:space="preserve"> </w:t>
+      </w:r>
+      <w:r>
+        <w:t xml:space="preserve">(strong → eventual),</w:t>
+      </w:r>
+      <w:r>
+        <w:t xml:space="preserve"> </w:t>
+      </w:r>
+      <w:r>
+        <w:t xml:space="preserve">the four</w:t>
+      </w:r>
+      <w:r>
+        <w:t xml:space="preserve"> </w:t>
+      </w:r>
+      <w:r>
+        <w:rPr>
+          <w:b/>
+          <w:bCs/>
+        </w:rPr>
+        <w:t xml:space="preserve">NoSQL families</w:t>
+      </w:r>
+      <w:r>
+        <w:t xml:space="preserve"> </w:t>
+      </w:r>
+      <w:r>
+        <w:t xml:space="preserve">(key-value, document, column-family, graph),</w:t>
+      </w:r>
+      <w:r>
+        <w:t xml:space="preserve"> </w:t>
+      </w:r>
+      <w:r>
+        <w:rPr>
+          <w:b/>
+          <w:bCs/>
+        </w:rPr>
+        <w:t xml:space="preserve">sharding</w:t>
+      </w:r>
+      <w:r>
+        <w:t xml:space="preserve"> </w:t>
+      </w:r>
+      <w:r>
+        <w:t xml:space="preserve">strategies (range / hash /</w:t>
+      </w:r>
+      <w:r>
+        <w:t xml:space="preserve"> </w:t>
+      </w:r>
+      <w:r>
+        <w:rPr>
+          <w:b/>
+          <w:bCs/>
+        </w:rPr>
+        <w:t xml:space="preserve">consistent hashing</w:t>
+      </w:r>
+      <w:r>
+        <w:t xml:space="preserve">), and</w:t>
+      </w:r>
+      <w:r>
+        <w:t xml:space="preserve"> </w:t>
+      </w:r>
+      <w:r>
+        <w:rPr>
+          <w:b/>
+          <w:bCs/>
+        </w:rPr>
+        <w:t xml:space="preserve">two-phase</w:t>
+      </w:r>
+      <w:r>
+        <w:rPr>
+          <w:b/>
+          <w:bCs/>
+        </w:rPr>
+        <w:t xml:space="preserve"> </w:t>
+      </w:r>
+      <w:r>
+        <w:rPr>
+          <w:b/>
+          <w:bCs/>
+        </w:rPr>
+        <w:t xml:space="preserve">commit</w:t>
+      </w:r>
+      <w:r>
+        <w:t xml:space="preserve"> </w:t>
+      </w:r>
+      <w:r>
+        <w:t xml:space="preserve">for cross-node atomicity (and its blocking weakness). Finally,</w:t>
+      </w:r>
+      <w:r>
+        <w:t xml:space="preserve"> </w:t>
+      </w:r>
+      <w:r>
+        <w:rPr>
+          <w:b/>
+          <w:bCs/>
+        </w:rPr>
+        <w:t xml:space="preserve">SQL vs</w:t>
+      </w:r>
+      <w:r>
+        <w:rPr>
+          <w:b/>
+          <w:bCs/>
+        </w:rPr>
+        <w:t xml:space="preserve"> </w:t>
+      </w:r>
+      <w:r>
+        <w:rPr>
+          <w:b/>
+          <w:bCs/>
+        </w:rPr>
+        <w:t xml:space="preserve">NoSQL</w:t>
+      </w:r>
+      <w:r>
+        <w:t xml:space="preserve"> </w:t>
+      </w:r>
+      <w:r>
+        <w:t xml:space="preserve">is a tooling choice, real systems are</w:t>
+      </w:r>
+      <w:r>
+        <w:t xml:space="preserve"> </w:t>
+      </w:r>
+      <w:r>
+        <w:rPr>
+          <w:b/>
+          <w:bCs/>
+        </w:rPr>
+        <w:t xml:space="preserve">polyglot</w:t>
+      </w:r>
+      <w:r>
+        <w:t xml:space="preserve">, and</w:t>
+      </w:r>
+      <w:r>
+        <w:t xml:space="preserve"> </w:t>
+      </w:r>
+      <w:r>
+        <w:rPr>
+          <w:b/>
+          <w:bCs/>
+        </w:rPr>
+        <w:t xml:space="preserve">NewSQL</w:t>
+      </w:r>
+      <w:r>
+        <w:t xml:space="preserve"> </w:t>
+      </w:r>
+      <w:r>
+        <w:t xml:space="preserve">unites</w:t>
+      </w:r>
+      <w:r>
+        <w:t xml:space="preserve"> </w:t>
+      </w:r>
+      <w:r>
+        <w:t xml:space="preserve">SQL, scale, and ACID.</w:t>
+      </w:r>
+    </w:p>
+    <w:p>
+      <w:pPr>
+        <w:pStyle w:val="BlockText"/>
+      </w:pPr>
+      <w:r>
+        <w:rPr>
+          <w:b/>
+          <w:bCs/>
+        </w:rPr>
+        <w:t xml:space="preserve">The DBMS journey, end to end:</w:t>
+      </w:r>
+      <w:r>
+        <w:t xml:space="preserve"> </w:t>
+      </w:r>
+      <w:r>
+        <w:t xml:space="preserve">we began with the</w:t>
+      </w:r>
+      <w:r>
+        <w:t xml:space="preserve"> </w:t>
+      </w:r>
+      <w:r>
+        <w:rPr>
+          <w:b/>
+          <w:bCs/>
+        </w:rPr>
+        <w:t xml:space="preserve">relational model</w:t>
+      </w:r>
+      <w:r>
+        <w:t xml:space="preserve"> </w:t>
+      </w:r>
+      <w:r>
+        <w:t xml:space="preserve">and</w:t>
+      </w:r>
+      <w:r>
+        <w:t xml:space="preserve"> </w:t>
+      </w:r>
+      <w:r>
+        <w:rPr>
+          <w:b/>
+          <w:bCs/>
+        </w:rPr>
+        <w:t xml:space="preserve">SQL</w:t>
+      </w:r>
+      <w:r>
+        <w:t xml:space="preserve"> </w:t>
+      </w:r>
+      <w:r>
+        <w:t xml:space="preserve">(M1–M4), made schemas sound via</w:t>
+      </w:r>
+      <w:r>
+        <w:t xml:space="preserve"> </w:t>
+      </w:r>
+      <w:r>
+        <w:rPr>
+          <w:b/>
+          <w:bCs/>
+        </w:rPr>
+        <w:t xml:space="preserve">normalization</w:t>
+      </w:r>
+      <w:r>
+        <w:t xml:space="preserve"> </w:t>
+      </w:r>
+      <w:r>
+        <w:t xml:space="preserve">(M5), made access fast</w:t>
+      </w:r>
+      <w:r>
+        <w:t xml:space="preserve"> </w:t>
+      </w:r>
+      <w:r>
+        <w:t xml:space="preserve">with</w:t>
+      </w:r>
+      <w:r>
+        <w:t xml:space="preserve"> </w:t>
+      </w:r>
+      <w:r>
+        <w:rPr>
+          <w:b/>
+          <w:bCs/>
+        </w:rPr>
+        <w:t xml:space="preserve">storage, indexing, and query optimization</w:t>
+      </w:r>
+      <w:r>
+        <w:t xml:space="preserve"> </w:t>
+      </w:r>
+      <w:r>
+        <w:t xml:space="preserve">(M6–M8), made data</w:t>
+      </w:r>
+      <w:r>
+        <w:t xml:space="preserve"> </w:t>
+      </w:r>
+      <w:r>
+        <w:rPr>
+          <w:b/>
+          <w:bCs/>
+        </w:rPr>
+        <w:t xml:space="preserve">correct</w:t>
+      </w:r>
+      <w:r>
+        <w:rPr>
+          <w:b/>
+          <w:bCs/>
+        </w:rPr>
+        <w:t xml:space="preserve"> </w:t>
+      </w:r>
+      <w:r>
+        <w:rPr>
+          <w:b/>
+          <w:bCs/>
+        </w:rPr>
+        <w:t xml:space="preserve">under concurrency and crashes</w:t>
+      </w:r>
+      <w:r>
+        <w:t xml:space="preserve"> </w:t>
+      </w:r>
+      <w:r>
+        <w:t xml:space="preserve">with</w:t>
+      </w:r>
+      <w:r>
+        <w:t xml:space="preserve"> </w:t>
+      </w:r>
+      <w:r>
+        <w:rPr>
+          <w:b/>
+          <w:bCs/>
+        </w:rPr>
+        <w:t xml:space="preserve">transactions and recovery</w:t>
+      </w:r>
+      <w:r>
+        <w:t xml:space="preserve"> </w:t>
+      </w:r>
+      <w:r>
+        <w:t xml:space="preserve">(M9–M10), and</w:t>
+      </w:r>
+      <w:r>
+        <w:t xml:space="preserve"> </w:t>
+      </w:r>
+      <w:r>
+        <w:t xml:space="preserve">finally</w:t>
+      </w:r>
+      <w:r>
+        <w:t xml:space="preserve"> </w:t>
+      </w:r>
+      <w:r>
+        <w:rPr>
+          <w:b/>
+          <w:bCs/>
+        </w:rPr>
+        <w:t xml:space="preserve">scaled out</w:t>
+      </w:r>
+      <w:r>
+        <w:t xml:space="preserve"> </w:t>
+      </w:r>
+      <w:r>
+        <w:t xml:space="preserve">to distributed and NoSQL systems (M11). Together these are</w:t>
+      </w:r>
+      <w:r>
+        <w:t xml:space="preserve"> </w:t>
+      </w:r>
+      <w:r>
+        <w:t xml:space="preserve">the complete mental model of how a modern database</w:t>
+      </w:r>
+      <w:r>
+        <w:t xml:space="preserve"> </w:t>
+      </w:r>
+      <w:r>
+        <w:rPr>
+          <w:b/>
+          <w:bCs/>
+        </w:rPr>
+        <w:t xml:space="preserve">stores, finds, protects, and</w:t>
+      </w:r>
+      <w:r>
+        <w:rPr>
+          <w:b/>
+          <w:bCs/>
+        </w:rPr>
+        <w:t xml:space="preserve"> </w:t>
+      </w:r>
+      <w:r>
+        <w:rPr>
+          <w:b/>
+          <w:bCs/>
+        </w:rPr>
+        <w:t xml:space="preserve">scales</w:t>
+      </w:r>
+      <w:r>
+        <w:t xml:space="preserve"> </w:t>
+      </w:r>
+      <w:r>
+        <w:t xml:space="preserve">data — exactly what SEBI/RBI IT, GATE, and backend interviews test.</w:t>
+      </w:r>
+    </w:p>
+    <w:p>
+      <w:pPr>
+        <w:pStyle w:val="BlockText"/>
+      </w:pPr>
+      <w:r>
+        <w:rPr>
+          <w:b/>
+          <w:bCs/>
+        </w:rPr>
+        <w:t xml:space="preserve">You have mastered this module when</w:t>
+      </w:r>
+      <w:r>
+        <w:t xml:space="preserve"> </w:t>
+      </w:r>
+      <w:r>
+        <w:t xml:space="preserve">you can: state CAP and justify a CP/AP</w:t>
+      </w:r>
+      <w:r>
+        <w:t xml:space="preserve"> </w:t>
+      </w:r>
+      <w:r>
+        <w:t xml:space="preserve">choice for a given app; contrast ACID and BASE; name the four NoSQL families with</w:t>
+      </w:r>
+      <w:r>
+        <w:t xml:space="preserve"> </w:t>
+      </w:r>
+      <w:r>
+        <w:t xml:space="preserve">use-cases; explain horizontal vs vertical fragmentation and the three sharding</w:t>
+      </w:r>
+      <w:r>
+        <w:t xml:space="preserve"> </w:t>
+      </w:r>
+      <w:r>
+        <w:t xml:space="preserve">strategies; and walk through 2PC including its blocking failure — all without</w:t>
+      </w:r>
+      <w:r>
+        <w:t xml:space="preserve"> </w:t>
+      </w:r>
+      <w:r>
+        <w:t xml:space="preserve">notes.</w:t>
+      </w:r>
+    </w:p>
+    <w:bookmarkEnd w:id="58"/>
+    <w:bookmarkEnd w:id="59"/>
     <w:sectPr>
       <w:footnotePr>
         <w:numRestart w:val="eachSect"/>

--- a/SITP/DBMS/Notes/M11_Distributed_NoSQL_Modern.docx
+++ b/SITP/DBMS/Notes/M11_Distributed_NoSQL_Modern.docx
@@ -10878,24 +10878,34 @@
   <w:style w:default="1" w:styleId="Table" w:type="table">
     <w:name w:val="Table"/>
     <w:basedOn w:val="TableNormal"/>
-    <w:semiHidden/>
-    <w:unhideWhenUsed/>
     <w:qFormat/>
     <w:tblPr>
       <w:tblInd w:type="dxa" w:w="0"/>
+      <w:tblBorders>
+        <w:top w:color="808080" w:space="0" w:sz="4" w:val="single"/>
+        <w:left w:color="808080" w:space="0" w:sz="4" w:val="single"/>
+        <w:bottom w:color="808080" w:space="0" w:sz="4" w:val="single"/>
+        <w:right w:color="808080" w:space="0" w:sz="4" w:val="single"/>
+        <w:insideH w:color="BFBFBF" w:space="0" w:sz="4" w:val="single"/>
+        <w:insideV w:color="BFBFBF" w:space="0" w:sz="4" w:val="single"/>
+      </w:tblBorders>
       <w:tblCellMar>
-        <w:top w:type="dxa" w:w="0"/>
+        <w:top w:type="dxa" w:w="40"/>
         <w:left w:type="dxa" w:w="108"/>
-        <w:bottom w:type="dxa" w:w="0"/>
+        <w:bottom w:type="dxa" w:w="40"/>
         <w:right w:type="dxa" w:w="108"/>
       </w:tblCellMar>
     </w:tblPr>
     <w:tblStylePr w:type="firstRow">
+      <w:rPr>
+        <w:b/>
+      </w:rPr>
       <w:tcPr>
+        <w:shd w:color="auto" w:fill="DDEBF7" w:val="clear"/>
         <w:tcBorders>
-          <w:bottom w:val="single"/>
+          <w:bottom w:color="1F4E78" w:space="0" w:sz="8" w:val="single"/>
         </w:tcBorders>
-        <w:vAlign w:val="bottom"/>
+        <w:vAlign w:val="center"/>
       </w:tcPr>
     </w:tblStylePr>
   </w:style>
